--- a/eng/docx/018.content.docx
+++ b/eng/docx/018.content.docx
@@ -794,7 +794,19 @@
         <w:rPr>
           <w:lang w:val="en_US" w:bidi="en_US"/>
         </w:rPr>
-        <w:t>(See: How to Translate Unknowns)</w:t>
+        <w:t xml:space="preserve">(See: </w:t>
+      </w:r>
+      <w:r>
+        <w:rPr>
+          <w:lang w:val="en_US" w:bidi="en_US"/>
+        </w:rPr>
+        <w:t>How to Translate Unknowns</w:t>
+      </w:r>
+      <w:r>
+        <w:rPr>
+          <w:lang w:val="en_US" w:bidi="en_US"/>
+        </w:rPr>
+        <w:t>)</w:t>
       </w:r>
       <w:r>
         <w:rPr>
@@ -1154,7 +1166,19 @@
         <w:rPr>
           <w:lang w:val="en_US" w:bidi="en_US"/>
         </w:rPr>
-        <w:t>(Translation suggestions: How to Translate Names)</w:t>
+        <w:t xml:space="preserve">(Translation suggestions: </w:t>
+      </w:r>
+      <w:r>
+        <w:rPr>
+          <w:lang w:val="en_US" w:bidi="en_US"/>
+        </w:rPr>
+        <w:t>How to Translate Names</w:t>
+      </w:r>
+      <w:r>
+        <w:rPr>
+          <w:lang w:val="en_US" w:bidi="en_US"/>
+        </w:rPr>
+        <w:t>)</w:t>
       </w:r>
       <w:r>
         <w:rPr>
@@ -2007,7 +2031,19 @@
         <w:rPr>
           <w:lang w:val="en_US" w:bidi="en_US"/>
         </w:rPr>
-        <w:t>(Translation suggestions: How to Translate Names)</w:t>
+        <w:t xml:space="preserve">(Translation suggestions: </w:t>
+      </w:r>
+      <w:r>
+        <w:rPr>
+          <w:lang w:val="en_US" w:bidi="en_US"/>
+        </w:rPr>
+        <w:t>How to Translate Names</w:t>
+      </w:r>
+      <w:r>
+        <w:rPr>
+          <w:lang w:val="en_US" w:bidi="en_US"/>
+        </w:rPr>
+        <w:t>)</w:t>
       </w:r>
       <w:r>
         <w:rPr>
@@ -2608,7 +2644,19 @@
         <w:rPr>
           <w:lang w:val="en_US" w:bidi="en_US"/>
         </w:rPr>
-        <w:t>(Translation suggestions: How to Translate Names)</w:t>
+        <w:t xml:space="preserve">(Translation suggestions: </w:t>
+      </w:r>
+      <w:r>
+        <w:rPr>
+          <w:lang w:val="en_US" w:bidi="en_US"/>
+        </w:rPr>
+        <w:t>How to Translate Names</w:t>
+      </w:r>
+      <w:r>
+        <w:rPr>
+          <w:lang w:val="en_US" w:bidi="en_US"/>
+        </w:rPr>
+        <w:t>)</w:t>
       </w:r>
       <w:r>
         <w:rPr>
@@ -3049,7 +3097,19 @@
         <w:rPr>
           <w:lang w:val="en_US" w:bidi="en_US"/>
         </w:rPr>
-        <w:t>(Translation suggestions: Translate Names)</w:t>
+        <w:t xml:space="preserve">(Translation suggestions: </w:t>
+      </w:r>
+      <w:r>
+        <w:rPr>
+          <w:lang w:val="en_US" w:bidi="en_US"/>
+        </w:rPr>
+        <w:t>Translate Names</w:t>
+      </w:r>
+      <w:r>
+        <w:rPr>
+          <w:lang w:val="en_US" w:bidi="en_US"/>
+        </w:rPr>
+        <w:t>)</w:t>
       </w:r>
       <w:r>
         <w:rPr>
@@ -4103,7 +4163,31 @@
         <w:rPr>
           <w:lang w:val="en_US" w:bidi="en_US"/>
         </w:rPr>
-        <w:t>(Translation suggestions: How to Translate Names, Copy or Borrow Words)</w:t>
+        <w:t xml:space="preserve">(Translation suggestions: </w:t>
+      </w:r>
+      <w:r>
+        <w:rPr>
+          <w:lang w:val="en_US" w:bidi="en_US"/>
+        </w:rPr>
+        <w:t>How to Translate Names</w:t>
+      </w:r>
+      <w:r>
+        <w:rPr>
+          <w:lang w:val="en_US" w:bidi="en_US"/>
+        </w:rPr>
+        <w:t xml:space="preserve">, </w:t>
+      </w:r>
+      <w:r>
+        <w:rPr>
+          <w:lang w:val="en_US" w:bidi="en_US"/>
+        </w:rPr>
+        <w:t>Copy or Borrow Words</w:t>
+      </w:r>
+      <w:r>
+        <w:rPr>
+          <w:lang w:val="en_US" w:bidi="en_US"/>
+        </w:rPr>
+        <w:t>)</w:t>
       </w:r>
       <w:r>
         <w:rPr>
@@ -4330,7 +4414,19 @@
         <w:rPr>
           <w:lang w:val="en_US" w:bidi="en_US"/>
         </w:rPr>
-        <w:t>(Translation suggestions: How to Translate Names)</w:t>
+        <w:t xml:space="preserve">(Translation suggestions: </w:t>
+      </w:r>
+      <w:r>
+        <w:rPr>
+          <w:lang w:val="en_US" w:bidi="en_US"/>
+        </w:rPr>
+        <w:t>How to Translate Names</w:t>
+      </w:r>
+      <w:r>
+        <w:rPr>
+          <w:lang w:val="en_US" w:bidi="en_US"/>
+        </w:rPr>
+        <w:t>)</w:t>
       </w:r>
       <w:r>
         <w:rPr>
@@ -8060,7 +8156,19 @@
         <w:rPr>
           <w:lang w:val="en_US" w:bidi="en_US"/>
         </w:rPr>
-        <w:t>(Translation suggestions: Translate Names)</w:t>
+        <w:t xml:space="preserve">(Translation suggestions: </w:t>
+      </w:r>
+      <w:r>
+        <w:rPr>
+          <w:lang w:val="en_US" w:bidi="en_US"/>
+        </w:rPr>
+        <w:t>Translate Names</w:t>
+      </w:r>
+      <w:r>
+        <w:rPr>
+          <w:lang w:val="en_US" w:bidi="en_US"/>
+        </w:rPr>
+        <w:t>)</w:t>
       </w:r>
       <w:r>
         <w:rPr>
@@ -9033,7 +9141,19 @@
         <w:rPr>
           <w:lang w:val="en_US" w:bidi="en_US"/>
         </w:rPr>
-        <w:t>(Translation suggestions: How to Translate Names)</w:t>
+        <w:t xml:space="preserve">(Translation suggestions: </w:t>
+      </w:r>
+      <w:r>
+        <w:rPr>
+          <w:lang w:val="en_US" w:bidi="en_US"/>
+        </w:rPr>
+        <w:t>How to Translate Names</w:t>
+      </w:r>
+      <w:r>
+        <w:rPr>
+          <w:lang w:val="en_US" w:bidi="en_US"/>
+        </w:rPr>
+        <w:t>)</w:t>
       </w:r>
       <w:r>
         <w:rPr>
@@ -13749,7 +13869,19 @@
         <w:rPr>
           <w:lang w:val="en_US" w:bidi="en_US"/>
         </w:rPr>
-        <w:t>(Translation suggestions: How to Translate Names)</w:t>
+        <w:t xml:space="preserve">(Translation suggestions: </w:t>
+      </w:r>
+      <w:r>
+        <w:rPr>
+          <w:lang w:val="en_US" w:bidi="en_US"/>
+        </w:rPr>
+        <w:t>How to Translate Names</w:t>
+      </w:r>
+      <w:r>
+        <w:rPr>
+          <w:lang w:val="en_US" w:bidi="en_US"/>
+        </w:rPr>
+        <w:t>)</w:t>
       </w:r>
       <w:r>
         <w:rPr>
@@ -15163,7 +15295,19 @@
         <w:rPr>
           <w:lang w:val="en_US" w:bidi="en_US"/>
         </w:rPr>
-        <w:t>Terms such as “integrity” and “righteous” have similar meanings and are sometimes used in parallelism constructions, such as “integrity and uprightness.” (See: parallelism)</w:t>
+        <w:t xml:space="preserve">Terms such as “integrity” and “righteous” have similar meanings and are sometimes used in parallelism constructions, such as “integrity and uprightness.” (See: </w:t>
+      </w:r>
+      <w:r>
+        <w:rPr>
+          <w:lang w:val="en_US" w:bidi="en_US"/>
+        </w:rPr>
+        <w:t>parallelism</w:t>
+      </w:r>
+      <w:r>
+        <w:rPr>
+          <w:lang w:val="en_US" w:bidi="en_US"/>
+        </w:rPr>
+        <w:t>)</w:t>
       </w:r>
       <w:r>
         <w:rPr>
@@ -16640,7 +16784,19 @@
         <w:rPr>
           <w:lang w:val="en_US" w:bidi="en_US"/>
         </w:rPr>
-        <w:t>(Translation suggestions: Translate Names)</w:t>
+        <w:t xml:space="preserve">(Translation suggestions: </w:t>
+      </w:r>
+      <w:r>
+        <w:rPr>
+          <w:lang w:val="en_US" w:bidi="en_US"/>
+        </w:rPr>
+        <w:t>Translate Names</w:t>
+      </w:r>
+      <w:r>
+        <w:rPr>
+          <w:lang w:val="en_US" w:bidi="en_US"/>
+        </w:rPr>
+        <w:t>)</w:t>
       </w:r>
       <w:r>
         <w:rPr>
@@ -19816,7 +19972,19 @@
         <w:rPr>
           <w:lang w:val="en_US" w:bidi="en_US"/>
         </w:rPr>
-        <w:t>(Translation suggestions: How to Translate Names)</w:t>
+        <w:t xml:space="preserve">(Translation suggestions: </w:t>
+      </w:r>
+      <w:r>
+        <w:rPr>
+          <w:lang w:val="en_US" w:bidi="en_US"/>
+        </w:rPr>
+        <w:t>How to Translate Names</w:t>
+      </w:r>
+      <w:r>
+        <w:rPr>
+          <w:lang w:val="en_US" w:bidi="en_US"/>
+        </w:rPr>
+        <w:t>)</w:t>
       </w:r>
       <w:r>
         <w:rPr>
